--- a/Documentation/Overview/Jack_Kernel_Preview_Programmable_Cognition_Runtime_v0.1.1.docx
+++ b/Documentation/Overview/Jack_Kernel_Preview_Programmable_Cognition_Runtime_v0.1.1.docx
@@ -659,7 +659,7 @@
     <w:p>
       <w:pPr/>
       <w:r>
-        <w:t>When Primary Pi or its private bridge is unavailable while Jack remains alive, Pi-dependent orchestration operations fail closed with HTTP 502 and detail "Pi control bridge is unavailable". No fabricated task and no direct-backend/direct-bridge fallback is used. The accepted Primary-Pi bridge identity is SHA-256 D066FA2F9B8A3735A60F57F028087F314F484B28DBD10640FB3D64A4FA29C664.</w:t>
+        <w:t>When Primary Pi or its private bridge is unavailable while Jack remains alive, Pi-dependent orchestration operations fail closed with HTTP 502 and detail "Pi control bridge is unavailable". No fabricated task and no direct-backend/direct-bridge fallback is used. The current validated Primary-Pi bridge identity for the Windows CRLF representation is SHA-256 E758883F3C18CBEFBF5590C720DBEDF7AB8E85D3314B5EA77E277B1A8C3BD3E4; the canonical repository LF representation is SHA-256 723338D4F67295AEC5B75886EFEF7843C1A44D01934BF9CBB7C2304B4603F92C. The September 12 acceptance record preserves D066FA2F9B8A3735A60F57F028087F314F484B28DBD10640FB3D64A4FA29C664 as the historical identity tested on that date.</w:t>
       </w:r>
     </w:p>
     <w:p>
@@ -1203,7 +1203,7 @@
     <w:p>
       <w:pPr/>
       <w:r>
-        <w:t>A1 is withheld from authoritative normal content until Stage 2 reaches EOS and the enabled pre-commit forensic write succeeds. Stage 2 has zero authority to rewrite, repair, extend, select, or regenerate A1. There is no A2 and no post-XML answer-generation inference.</w:t>
+        <w:t>For a full Agentic completion, A1 remains frozen while Stage 2 runs and normal content is released when Stage 2 reaches EOS with valid nonempty Jack XML; the enabled forensic archive is best-effort and does not gate the result. Stage 2 has zero authority to rewrite, repair, extend, select, or regenerate A1. If Stage 2 cannot complete after a trustworthy A1 has already been frozen, Jack returns that exact A1 as an explicitly degraded Agentic completion without fabricating Jack XML. There is no A2 and no post-XML answer-generation inference.</w:t>
       </w:r>
     </w:p>
     <w:p>
@@ -1516,7 +1516,7 @@
     <w:p>
       <w:pPr/>
       <w:r>
-        <w:t>Deep Research forensic persistence is observational rather than answer-authoritative: archive failure after authoritative Synthesis does not rewrite or revoke the completed answer. Agentic archival remains governed by its own pre-commit contract. Forensic records are never automatically rehydrated into live model context.</w:t>
+        <w:t>Deep Research and Agentic forensic persistence are observational rather than answer-authoritative. Deep Research archive failure after authoritative Synthesis does not rewrite or revoke the completed answer. Agentic Stage-1 archive failure likewise does not invalidate a completed frozen A1 or Jack XML and does not block their release. Forensic records are never automatically rehydrated into live model context.</w:t>
       </w:r>
     </w:p>
     <w:p>

--- a/Documentation/Overview/Jack_Kernel_Preview_Programmable_Cognition_Runtime_v0.1.1.docx
+++ b/Documentation/Overview/Jack_Kernel_Preview_Programmable_Cognition_Runtime_v0.1.1.docx
@@ -666,6 +666,75 @@
       <w:pPr/>
       <w:r>
         <w:t>Gateway v2 governs the supervisor-to-worker control boundary. It does not claim universal interception of every privileged filesystem, shell, or process action that Primary Pi may execute internally. Privileged host consequences remain with Primary Pi; Jack Orchestrator's consequential influence crosses the Jack-mediated supervisory boundary.</w:t>
+      </w:r>
+    </w:p>
+    <w:p>
+      <w:r>
+        <w:t>Be strict about truth, identity, authority, and irreversible consequences; be resilient about useful work.</w:t>
+      </w:r>
+    </w:p>
+    <w:p>
+      <w:pPr>
+        <w:pStyle w:val="Heading2"/>
+      </w:pPr>
+      <w:r>
+        <w:t>CURRENT ARCHITECTURE UPDATE — 23 SEPTEMBER 2026</w:t>
+      </w:r>
+    </w:p>
+    <w:p>
+      <w:r>
+        <w:t>Jack Kernel remains v0.1.1. Multi-endpoint runtime lanes are merged through PR #15 (7cf530d33c28f62c8ee057c1dd236173124d95d7) and non-authoritative runtime activity observability through PR #16/current main (f8be952d704c8d429cffac6dafe05338fe86a8e6). Existing cognition-program and answer-authority contracts remain in force exactly as documented in this preview.</w:t>
+      </w:r>
+    </w:p>
+    <w:p>
+      <w:pPr>
+        <w:pStyle w:val="Heading1"/>
+      </w:pPr>
+      <w:r>
+        <w:t>MULTI-ENDPOINT RUNTIME LANES</w:t>
+      </w:r>
+    </w:p>
+    <w:p>
+      <w:r>
+        <w:t>Jack supports multiple independently addressable runtime lanes against shared model infrastructure while retaining deterministic lane identity, state separation, worker ownership, and authority isolation. A lane is logical/runtime identity hosted in its own Jack OS process; a port is only its current transport locator.</w:t>
+      </w:r>
+    </w:p>
+    <w:p>
+      <w:r>
+        <w:t>Recoverable preferred-port collision may atomically move a lane to an OS-assigned bound endpoint without changing runtime_id, lane_id, mode, or ownership. Runtime manifests aid discovery, but positive live /health.runtime_id verification is the stronger runtime-identity fact.</w:t>
+      </w:r>
+    </w:p>
+    <w:p>
+      <w:r>
+        <w:t>Privileged worker ownership is explicit in both directions: Jack lane to named Pi worker/bridge, and Pi provider back to the owning Jack runtime_id. Endpoint movement does not change either binding. Shared multi-tenant privileged workers remain outside accepted scope.</w:t>
+      </w:r>
+    </w:p>
+    <w:p>
+      <w:pPr>
+        <w:pStyle w:val="Heading1"/>
+      </w:pPr>
+      <w:r>
+        <w:t>NON-AUTHORITATIVE RUNTIME OBSERVABILITY</w:t>
+      </w:r>
+    </w:p>
+    <w:p>
+      <w:r>
+        <w:t>Authenticated GET /jack/runtime/status exposes process-local activity without projecting telemetry into model context. Observability cannot select stages, rewrite output, block freeze/commit, or dispose of useful work. When telemetry is unreliable, Jack reports degraded/unknown state rather than fabricating idle. Client transport disconnect is likewise not cognition-cancellation authority.</w:t>
+      </w:r>
+    </w:p>
+    <w:p>
+      <w:r>
+        <w:t>This resilience does not weaken deterministic gates. Wrong identity, credentials, run/epoch ownership, hard security or DLP violations, unauthorized irreversible effects, and unrecoverable integrity violations remain hard authority failures.</w:t>
+      </w:r>
+    </w:p>
+    <w:p>
+      <w:r>
+        <w:t>JACK_MAX_CONCURRENT remains process-local. Multi-lane availability is not fleet-wide GPU admission and is not, by itself, proof of physically simultaneous GPU generation. The upgrade adds no global scheduler, automatic lane selector, detached-job framework, shared multi-tenant privileged worker, or arbitrary in-process lane multiplexer.</w:t>
+      </w:r>
+    </w:p>
+    <w:p>
+      <w:r>
+        <w:t>Earlier accepted concurrency language in this document should be read as request coexistence through shared Jack/backend infrastructure unless a backend-specific test separately establishes physical parallel generation. This clarification narrows the evidence claim without deleting the historical acceptance wording.</w:t>
       </w:r>
     </w:p>
     <w:p>

--- a/Documentation/Overview/Jack_Kernel_Preview_Programmable_Cognition_Runtime_v0.1.1.docx
+++ b/Documentation/Overview/Jack_Kernel_Preview_Programmable_Cognition_Runtime_v0.1.1.docx
@@ -659,7 +659,7 @@
     <w:p>
       <w:pPr/>
       <w:r>
-        <w:t>When Primary Pi or its private bridge is unavailable while Jack remains alive, Pi-dependent orchestration operations fail closed with HTTP 502 and detail "Pi control bridge is unavailable". No fabricated task and no direct-backend/direct-bridge fallback is used. The current validated Primary-Pi bridge identity for the Windows CRLF representation is SHA-256 E758883F3C18CBEFBF5590C720DBEDF7AB8E85D3314B5EA77E277B1A8C3BD3E4; the canonical repository LF representation is SHA-256 723338D4F67295AEC5B75886EFEF7843C1A44D01934BF9CBB7C2304B4603F92C. The September 12 acceptance record preserves D066FA2F9B8A3735A60F57F028087F314F484B28DBD10640FB3D64A4FA29C664 as the historical identity tested on that date.</w:t>
+        <w:t>When Primary Pi or its private bridge is unavailable while Jack remains alive, Pi-dependent orchestration operations fail closed with HTTP 502 and detail "Pi control bridge is unavailable". No fabricated task and no direct-backend/direct-bridge fallback is used. A prior validated Gateway v2 Primary-Pi bridge identity at that revision was Windows CRLF SHA-256 E758883F3C18CBEFBF5590C720DBEDF7AB8E85D3314B5EA77E277B1A8C3BD3E4; the canonical repository LF identity at that revision was SHA-256 723338D4F67295AEC5B75886EFEF7843C1A44D01934BF9CBB7C2304B4603F92C. The September 12 acceptance record preserves D066FA2F9B8A3735A60F57F028087F314F484B28DBD10640FB3D64A4FA29C664 as the historical identity tested on that date.</w:t>
       </w:r>
     </w:p>
     <w:p>
@@ -683,7 +683,7 @@
     </w:p>
     <w:p>
       <w:r>
-        <w:t>Jack Kernel remains v0.1.1. Multi-endpoint runtime lanes are merged through PR #15 (7cf530d33c28f62c8ee057c1dd236173124d95d7) and non-authoritative runtime activity observability through PR #16/current main (f8be952d704c8d429cffac6dafe05338fe86a8e6). Existing cognition-program and answer-authority contracts remain in force exactly as documented in this preview.</w:t>
+        <w:t>Jack Kernel remains v0.1.1. PR #15 merged the multi-endpoint runtime-lane substrate at 7cf530d33c28f62c8ee057c1dd236173124d95d7; PR #16 merged the runtime-observability baseline at f8be952d704c8d429cffac6dafe05338fe86a8e6. Existing cognition-program and answer-authority contracts remain in force exactly as documented in this preview. The current validated Primary-Pi bridge identities are Windows CRLF SHA-256 93A6843CDAAEDA637474B584919ED003930296DE281570E3DDC391F54EF65565 and canonical repository LF SHA-256 8FFD33FD33AE15A785E2BF9015F17FC14F1DE27B09515D5E868EC163D54C15F0.</w:t>
       </w:r>
     </w:p>
     <w:p>
